--- a/docs/PROYECTO SEN APA7.docx
+++ b/docs/PROYECTO SEN APA7.docx
@@ -1689,7 +1689,7 @@
           <w:i w:val="0"/>
           <w:sz w:val="22"/>
         </w:rPr>
-        <w:t>El sistema ofrecerá un flujo de recuperación de contraseña mediante correo electrónico, enviando un enlace de restablecimiento con vigencia de 60 minutos.</w:t>
+        <w:t>El sistema implementa un flujo completo de recuperación de contraseña mediante correo electrónico. El usuario solicita el restablecimiento ingresando su correo registrado; el sistema envía un enlace único con vigencia de 60 minutos. Al acceder al enlace, el usuario puede establecer una nueva contraseña que se almacena cifrada con bcrypt. Esta funcionalidad está disponible para los tres roles: administrador, maestro y estudiante.</w:t>
       </w:r>
     </w:p>
     <w:p>
